--- a/results/ACN_IDS_Report.docx
+++ b/results/ACN_IDS_Report.docx
@@ -55,7 +55,7 @@
         <w:rPr>
           <w:i w:val="0"/>
         </w:rPr>
-        <w:t>We build a flow-based network intrusion detection system on the CIC-IDS2017 dataset and compare a range of machine-learning classifiers on it. After cleaning, the data holds 2,574,059 network flows across 15 classes, one benign and fourteen attacks, with a 195,291 to 1 size gap between the largest and smallest class. We show that accuracy is a misleading measure on such imbalanced data and report macro-averaged F1 throughout. Tree ensembles, led by Random Forest, detect most attacks well; linear models and the rarest attacks are where performance falls. We apply Kernel PCA across five kernels, three component counts and three train/test splits, and find that reducing the 69 features helps only the distance-based classifiers (KNN and SVM). We tie the most useful flow features back to the protocol behaviour of each attack, and address the class imbalance with class weighting and resampling.</w:t>
+        <w:t>We build a flow-based network intrusion detection system on the CIC-IDS2017 dataset and compare a range of machine-learning classifiers on it. After cleaning, the data holds 2,574,059 network flows across 15 classes, one benign and fourteen attacks, with a 195,291 to 1 size gap between the largest and smallest class. We show that accuracy is a misleading measure on such imbalanced data and report macro-averaged F1 throughout. A plain decision tree gives the best macro F1 and is also the cheapest to train and the fastest to predict with, matching the boosted ensembles; linear models and the rarest attacks are where performance falls. We apply Kernel PCA across five kernels, three component counts and three train/test splits, and find that reducing the 69 features helps only the distance-based classifiers (KNN and SVM). We tie the most useful flow features back to the protocol behaviour of each attack, and address the class imbalance with class weighting and resampling. Finally we test two assumptions commonly made about this dataset, that duplicate rows inflate the scores and that the models lean on a few giveaway features, and find that neither holds here.</w:t>
       </w:r>
     </w:p>
     <w:p>
@@ -1712,7 +1712,7 @@
         <w:rPr>
           <w:i w:val="0"/>
         </w:rPr>
-        <w:t>Permutation importance (shuffle one feature, measure the drop in macro F1) shows the Random Forest leans most on Destination Port and the initial TCP window sizes. These are partly shortcuts: the port identifies the service, and the initial window fingerprints the operating system that sent the traffic, so the very high scores on this dataset would not fully transfer to a different network. Figure 10 lists the top features.</w:t>
+        <w:t>Permutation importance (shuffle one feature, measure the drop in macro F1) shows the Random Forest leans most on Destination Port and the initial TCP window sizes. Both look like shortcuts: the port identifies the service rather than the attack, and the initial window is chosen by the sending machine's TCP stack, so in a small testbed it partly identifies which machine sent the traffic. Section 9 tests how much the models actually depend on them. Figure 10 lists the top features.</w:t>
       </w:r>
     </w:p>
     <w:p>
@@ -2243,10 +2243,113 @@
       </w:pPr>
       <w:r>
         <w:rPr>
+          <w:i w:val="0"/>
+        </w:rPr>
+        <w:t>We tried three ways to help the rare classes, each applied to the training split only so the test scores stay honest: weighting classes by inverse frequency, undersampling the benign class, and SMOTE (synthesising new rare-class rows). Figures 11 and 12 show the effect on macro F1 and on the recall of the six rarest attacks.</w:t>
+      </w:r>
+    </w:p>
+    <w:p>
+      <w:pPr>
+        <w:jc w:val="center"/>
+      </w:pPr>
+      <w:r>
+        <w:drawing>
+          <wp:inline xmlns:a="http://schemas.openxmlformats.org/drawingml/2006/main" xmlns:pic="http://schemas.openxmlformats.org/drawingml/2006/picture">
+            <wp:extent cx="5760720" cy="2942114"/>
+            <wp:docPr id="11" name="Picture 11"/>
+            <wp:cNvGraphicFramePr>
+              <a:graphicFrameLocks noChangeAspect="1"/>
+            </wp:cNvGraphicFramePr>
+            <a:graphic>
+              <a:graphicData uri="http://schemas.openxmlformats.org/drawingml/2006/picture">
+                <pic:pic>
+                  <pic:nvPicPr>
+                    <pic:cNvPr id="0" name="11_imbalance_macro_f1.png"/>
+                    <pic:cNvPicPr/>
+                  </pic:nvPicPr>
+                  <pic:blipFill>
+                    <a:blip r:embed="rId19"/>
+                    <a:stretch>
+                      <a:fillRect/>
+                    </a:stretch>
+                  </pic:blipFill>
+                  <pic:spPr>
+                    <a:xfrm>
+                      <a:off x="0" y="0"/>
+                      <a:ext cx="5760720" cy="2942114"/>
+                    </a:xfrm>
+                    <a:prstGeom prst="rect"/>
+                  </pic:spPr>
+                </pic:pic>
+              </a:graphicData>
+            </a:graphic>
+          </wp:inline>
+        </w:drawing>
+      </w:r>
+    </w:p>
+    <w:p>
+      <w:pPr>
+        <w:jc w:val="center"/>
+      </w:pPr>
+      <w:r>
+        <w:rPr>
           <w:i/>
           <w:color w:val="52514E"/>
+          <w:sz w:val="18"/>
         </w:rPr>
-        <w:t>[Imbalance results missing; run 05_imbalance.py.]</w:t>
+        <w:t>Figure 11. Macro F1 by model and imbalance strategy.</w:t>
+      </w:r>
+    </w:p>
+    <w:p>
+      <w:pPr>
+        <w:jc w:val="center"/>
+      </w:pPr>
+      <w:r>
+        <w:drawing>
+          <wp:inline xmlns:a="http://schemas.openxmlformats.org/drawingml/2006/main" xmlns:pic="http://schemas.openxmlformats.org/drawingml/2006/picture">
+            <wp:extent cx="5760720" cy="5734132"/>
+            <wp:docPr id="12" name="Picture 12"/>
+            <wp:cNvGraphicFramePr>
+              <a:graphicFrameLocks noChangeAspect="1"/>
+            </wp:cNvGraphicFramePr>
+            <a:graphic>
+              <a:graphicData uri="http://schemas.openxmlformats.org/drawingml/2006/picture">
+                <pic:pic>
+                  <pic:nvPicPr>
+                    <pic:cNvPr id="0" name="12_imbalance_rare_recall.png"/>
+                    <pic:cNvPicPr/>
+                  </pic:nvPicPr>
+                  <pic:blipFill>
+                    <a:blip r:embed="rId20"/>
+                    <a:stretch>
+                      <a:fillRect/>
+                    </a:stretch>
+                  </pic:blipFill>
+                  <pic:spPr>
+                    <a:xfrm>
+                      <a:off x="0" y="0"/>
+                      <a:ext cx="5760720" cy="5734132"/>
+                    </a:xfrm>
+                    <a:prstGeom prst="rect"/>
+                  </pic:spPr>
+                </pic:pic>
+              </a:graphicData>
+            </a:graphic>
+          </wp:inline>
+        </w:drawing>
+      </w:r>
+    </w:p>
+    <w:p>
+      <w:pPr>
+        <w:jc w:val="center"/>
+      </w:pPr>
+      <w:r>
+        <w:rPr>
+          <w:i/>
+          <w:color w:val="52514E"/>
+          <w:sz w:val="18"/>
+        </w:rPr>
+        <w:t>Figure 12. Recall on the six rarest attacks, by model and strategy.</w:t>
       </w:r>
     </w:p>
     <w:p>
@@ -2254,7 +2357,631 @@
         <w:pStyle w:val="Heading1"/>
       </w:pPr>
       <w:r>
-        <w:t>9  Deployment considerations</w:t>
+        <w:t>9  Testing two common assumptions</w:t>
+      </w:r>
+    </w:p>
+    <w:p>
+      <w:pPr>
+        <w:spacing w:after="120"/>
+      </w:pPr>
+      <w:r>
+        <w:rPr>
+          <w:i w:val="0"/>
+        </w:rPr>
+        <w:t>Two claims are often repeated about CIC-IDS2017: that the duplicate rows inflate published scores, and that models lean on a few giveaway features. Both are plausible, and both are easy to assume rather than check. We measured them.</w:t>
+      </w:r>
+    </w:p>
+    <w:p>
+      <w:pPr>
+        <w:pStyle w:val="Heading2"/>
+      </w:pPr>
+      <w:r>
+        <w:t>9.1  Do the duplicate rows inflate the score?</w:t>
+      </w:r>
+    </w:p>
+    <w:p>
+      <w:pPr>
+        <w:spacing w:after="120"/>
+      </w:pPr>
+      <w:r>
+        <w:rPr>
+          <w:i w:val="0"/>
+        </w:rPr>
+        <w:t>We kept the duplicates, split at random as published work usually does, then found which test rows appear verbatim in the training split and scored those rows separately from the genuinely unseen ones (10_leakage.py).</w:t>
+      </w:r>
+    </w:p>
+    <w:tbl>
+      <w:tblPr>
+        <w:tblStyle w:val="LightGrid-Accent1"/>
+        <w:tblW w:type="auto" w:w="0"/>
+        <w:jc w:val="center"/>
+        <w:tblLook w:firstColumn="1" w:firstRow="1" w:lastColumn="0" w:lastRow="0" w:noHBand="0" w:noVBand="1" w:val="04A0"/>
+      </w:tblPr>
+      <w:tblGrid>
+        <w:gridCol w:w="1930"/>
+        <w:gridCol w:w="1930"/>
+        <w:gridCol w:w="1930"/>
+        <w:gridCol w:w="1930"/>
+        <w:gridCol w:w="1930"/>
+      </w:tblGrid>
+      <w:tr>
+        <w:tc>
+          <w:tcPr>
+            <w:tcW w:type="dxa" w:w="1872"/>
+          </w:tcPr>
+          <w:p>
+            <w:r>
+              <w:rPr>
+                <w:b/>
+                <w:sz w:val="19"/>
+              </w:rPr>
+              <w:t>Model</w:t>
+            </w:r>
+          </w:p>
+        </w:tc>
+        <w:tc>
+          <w:tcPr>
+            <w:tcW w:type="dxa" w:w="2160"/>
+          </w:tcPr>
+          <w:p>
+            <w:r>
+              <w:rPr>
+                <w:b/>
+                <w:sz w:val="19"/>
+              </w:rPr>
+              <w:t>Test rows also in training</w:t>
+            </w:r>
+          </w:p>
+        </w:tc>
+        <w:tc>
+          <w:tcPr>
+            <w:tcW w:type="dxa" w:w="2016"/>
+          </w:tcPr>
+          <w:p>
+            <w:r>
+              <w:rPr>
+                <w:b/>
+                <w:sz w:val="19"/>
+              </w:rPr>
+              <w:t>Accuracy on those rows</w:t>
+            </w:r>
+          </w:p>
+        </w:tc>
+        <w:tc>
+          <w:tcPr>
+            <w:tcW w:type="dxa" w:w="1872"/>
+          </w:tcPr>
+          <w:p>
+            <w:r>
+              <w:rPr>
+                <w:b/>
+                <w:sz w:val="19"/>
+              </w:rPr>
+              <w:t>Accuracy on unseen rows</w:t>
+            </w:r>
+          </w:p>
+        </w:tc>
+        <w:tc>
+          <w:tcPr>
+            <w:tcW w:type="dxa" w:w="1152"/>
+          </w:tcPr>
+          <w:p>
+            <w:r>
+              <w:rPr>
+                <w:b/>
+                <w:sz w:val="19"/>
+              </w:rPr>
+              <w:t>Gap</w:t>
+            </w:r>
+          </w:p>
+        </w:tc>
+      </w:tr>
+      <w:tr>
+        <w:tc>
+          <w:tcPr>
+            <w:tcW w:type="dxa" w:w="1872"/>
+          </w:tcPr>
+          <w:p>
+            <w:r>
+              <w:rPr>
+                <w:sz w:val="19"/>
+              </w:rPr>
+              <w:t>Decision Tree</w:t>
+            </w:r>
+          </w:p>
+        </w:tc>
+        <w:tc>
+          <w:tcPr>
+            <w:tcW w:type="dxa" w:w="2160"/>
+          </w:tcPr>
+          <w:p>
+            <w:r>
+              <w:rPr>
+                <w:sz w:val="19"/>
+              </w:rPr>
+              <w:t>13.2%</w:t>
+            </w:r>
+          </w:p>
+        </w:tc>
+        <w:tc>
+          <w:tcPr>
+            <w:tcW w:type="dxa" w:w="2016"/>
+          </w:tcPr>
+          <w:p>
+            <w:r>
+              <w:rPr>
+                <w:sz w:val="19"/>
+              </w:rPr>
+              <w:t>0.9994</w:t>
+            </w:r>
+          </w:p>
+        </w:tc>
+        <w:tc>
+          <w:tcPr>
+            <w:tcW w:type="dxa" w:w="1872"/>
+          </w:tcPr>
+          <w:p>
+            <w:r>
+              <w:rPr>
+                <w:sz w:val="19"/>
+              </w:rPr>
+              <w:t>0.9983</w:t>
+            </w:r>
+          </w:p>
+        </w:tc>
+        <w:tc>
+          <w:tcPr>
+            <w:tcW w:type="dxa" w:w="1152"/>
+          </w:tcPr>
+          <w:p>
+            <w:r>
+              <w:rPr>
+                <w:sz w:val="19"/>
+              </w:rPr>
+              <w:t>+0.0011</w:t>
+            </w:r>
+          </w:p>
+        </w:tc>
+      </w:tr>
+      <w:tr>
+        <w:tc>
+          <w:tcPr>
+            <w:tcW w:type="dxa" w:w="1872"/>
+          </w:tcPr>
+          <w:p>
+            <w:r>
+              <w:rPr>
+                <w:sz w:val="19"/>
+              </w:rPr>
+              <w:t>Random Forest</w:t>
+            </w:r>
+          </w:p>
+        </w:tc>
+        <w:tc>
+          <w:tcPr>
+            <w:tcW w:type="dxa" w:w="2160"/>
+          </w:tcPr>
+          <w:p>
+            <w:r>
+              <w:rPr>
+                <w:sz w:val="19"/>
+              </w:rPr>
+              <w:t>13.2%</w:t>
+            </w:r>
+          </w:p>
+        </w:tc>
+        <w:tc>
+          <w:tcPr>
+            <w:tcW w:type="dxa" w:w="2016"/>
+          </w:tcPr>
+          <w:p>
+            <w:r>
+              <w:rPr>
+                <w:sz w:val="19"/>
+              </w:rPr>
+              <w:t>0.9998</w:t>
+            </w:r>
+          </w:p>
+        </w:tc>
+        <w:tc>
+          <w:tcPr>
+            <w:tcW w:type="dxa" w:w="1872"/>
+          </w:tcPr>
+          <w:p>
+            <w:r>
+              <w:rPr>
+                <w:sz w:val="19"/>
+              </w:rPr>
+              <w:t>0.9984</w:t>
+            </w:r>
+          </w:p>
+        </w:tc>
+        <w:tc>
+          <w:tcPr>
+            <w:tcW w:type="dxa" w:w="1152"/>
+          </w:tcPr>
+          <w:p>
+            <w:r>
+              <w:rPr>
+                <w:sz w:val="19"/>
+              </w:rPr>
+              <w:t>+0.0014</w:t>
+            </w:r>
+          </w:p>
+        </w:tc>
+      </w:tr>
+    </w:tbl>
+    <w:p>
+      <w:pPr>
+        <w:spacing w:after="80"/>
+      </w:pPr>
+    </w:p>
+    <w:p>
+      <w:pPr>
+        <w:spacing w:after="120"/>
+      </w:pPr>
+      <w:r>
+        <w:rPr>
+          <w:i/>
+          <w:color w:val="52514E"/>
+          <w:sz w:val="18"/>
+        </w:rPr>
+        <w:t>Table 3. Leakage measured directly on the full dataset at a 60/40 split.</w:t>
+      </w:r>
+    </w:p>
+    <w:p>
+      <w:pPr>
+        <w:spacing w:after="120"/>
+      </w:pPr>
+      <w:r>
+        <w:rPr>
+          <w:i w:val="0"/>
+        </w:rPr>
+        <w:t>The inflation is negligible, about +0.0002 on the reported accuracy. Even with 13.2% of the test set memorisable, accuracy on unseen rows is already 0.998, so memorisation has no headroom to add anything. Removing the duplicates is still the right thing to do, because they are concentrated in a few classes and distort the balance (macro F1 is 0.867 with them kept against 0.896 without), but not for the reason usually given.</w:t>
+      </w:r>
+    </w:p>
+    <w:p>
+      <w:pPr>
+        <w:pStyle w:val="Heading2"/>
+      </w:pPr>
+      <w:r>
+        <w:t>9.2  How much do the models depend on the shortcut features?</w:t>
+      </w:r>
+    </w:p>
+    <w:p>
+      <w:pPr>
+        <w:spacing w:after="120"/>
+      </w:pPr>
+      <w:r>
+        <w:rPr>
+          <w:i w:val="0"/>
+        </w:rPr>
+        <w:t>We retrained without Destination Port and both initial TCP window features (09_paper_experiments.py).</w:t>
+      </w:r>
+    </w:p>
+    <w:tbl>
+      <w:tblPr>
+        <w:tblStyle w:val="LightGrid-Accent1"/>
+        <w:tblW w:type="auto" w:w="0"/>
+        <w:jc w:val="center"/>
+        <w:tblLook w:firstColumn="1" w:firstRow="1" w:lastColumn="0" w:lastRow="0" w:noHBand="0" w:noVBand="1" w:val="04A0"/>
+      </w:tblPr>
+      <w:tblGrid>
+        <w:gridCol w:w="2412"/>
+        <w:gridCol w:w="2412"/>
+        <w:gridCol w:w="2412"/>
+        <w:gridCol w:w="2412"/>
+      </w:tblGrid>
+      <w:tr>
+        <w:tc>
+          <w:tcPr>
+            <w:tcW w:type="dxa" w:w="2592"/>
+          </w:tcPr>
+          <w:p>
+            <w:r>
+              <w:rPr>
+                <w:b/>
+                <w:sz w:val="19"/>
+              </w:rPr>
+              <w:t>Model</w:t>
+            </w:r>
+          </w:p>
+        </w:tc>
+        <w:tc>
+          <w:tcPr>
+            <w:tcW w:type="dxa" w:w="2016"/>
+          </w:tcPr>
+          <w:p>
+            <w:r>
+              <w:rPr>
+                <w:b/>
+                <w:sz w:val="19"/>
+              </w:rPr>
+              <w:t>All 69 features</w:t>
+            </w:r>
+          </w:p>
+        </w:tc>
+        <w:tc>
+          <w:tcPr>
+            <w:tcW w:type="dxa" w:w="2304"/>
+          </w:tcPr>
+          <w:p>
+            <w:r>
+              <w:rPr>
+                <w:b/>
+                <w:sz w:val="19"/>
+              </w:rPr>
+              <w:t>No shortcut features</w:t>
+            </w:r>
+          </w:p>
+        </w:tc>
+        <w:tc>
+          <w:tcPr>
+            <w:tcW w:type="dxa" w:w="1440"/>
+          </w:tcPr>
+          <w:p>
+            <w:r>
+              <w:rPr>
+                <w:b/>
+                <w:sz w:val="19"/>
+              </w:rPr>
+              <w:t>Change</w:t>
+            </w:r>
+          </w:p>
+        </w:tc>
+      </w:tr>
+      <w:tr>
+        <w:tc>
+          <w:tcPr>
+            <w:tcW w:type="dxa" w:w="2592"/>
+          </w:tcPr>
+          <w:p>
+            <w:r>
+              <w:rPr>
+                <w:sz w:val="19"/>
+              </w:rPr>
+              <w:t>Decision Tree</w:t>
+            </w:r>
+          </w:p>
+        </w:tc>
+        <w:tc>
+          <w:tcPr>
+            <w:tcW w:type="dxa" w:w="2016"/>
+          </w:tcPr>
+          <w:p>
+            <w:r>
+              <w:rPr>
+                <w:sz w:val="19"/>
+              </w:rPr>
+              <w:t>0.8851</w:t>
+            </w:r>
+          </w:p>
+        </w:tc>
+        <w:tc>
+          <w:tcPr>
+            <w:tcW w:type="dxa" w:w="2304"/>
+          </w:tcPr>
+          <w:p>
+            <w:r>
+              <w:rPr>
+                <w:sz w:val="19"/>
+              </w:rPr>
+              <w:t>0.8434</w:t>
+            </w:r>
+          </w:p>
+        </w:tc>
+        <w:tc>
+          <w:tcPr>
+            <w:tcW w:type="dxa" w:w="1440"/>
+          </w:tcPr>
+          <w:p>
+            <w:r>
+              <w:rPr>
+                <w:sz w:val="19"/>
+              </w:rPr>
+              <w:t>-0.042</w:t>
+            </w:r>
+          </w:p>
+        </w:tc>
+      </w:tr>
+      <w:tr>
+        <w:tc>
+          <w:tcPr>
+            <w:tcW w:type="dxa" w:w="2592"/>
+          </w:tcPr>
+          <w:p>
+            <w:r>
+              <w:rPr>
+                <w:sz w:val="19"/>
+              </w:rPr>
+              <w:t>XGBoost</w:t>
+            </w:r>
+          </w:p>
+        </w:tc>
+        <w:tc>
+          <w:tcPr>
+            <w:tcW w:type="dxa" w:w="2016"/>
+          </w:tcPr>
+          <w:p>
+            <w:r>
+              <w:rPr>
+                <w:sz w:val="19"/>
+              </w:rPr>
+              <w:t>0.8752</w:t>
+            </w:r>
+          </w:p>
+        </w:tc>
+        <w:tc>
+          <w:tcPr>
+            <w:tcW w:type="dxa" w:w="2304"/>
+          </w:tcPr>
+          <w:p>
+            <w:r>
+              <w:rPr>
+                <w:sz w:val="19"/>
+              </w:rPr>
+              <w:t>0.8373</w:t>
+            </w:r>
+          </w:p>
+        </w:tc>
+        <w:tc>
+          <w:tcPr>
+            <w:tcW w:type="dxa" w:w="1440"/>
+          </w:tcPr>
+          <w:p>
+            <w:r>
+              <w:rPr>
+                <w:sz w:val="19"/>
+              </w:rPr>
+              <w:t>-0.038</w:t>
+            </w:r>
+          </w:p>
+        </w:tc>
+      </w:tr>
+      <w:tr>
+        <w:tc>
+          <w:tcPr>
+            <w:tcW w:type="dxa" w:w="2592"/>
+          </w:tcPr>
+          <w:p>
+            <w:r>
+              <w:rPr>
+                <w:sz w:val="19"/>
+              </w:rPr>
+              <w:t>Random Forest</w:t>
+            </w:r>
+          </w:p>
+        </w:tc>
+        <w:tc>
+          <w:tcPr>
+            <w:tcW w:type="dxa" w:w="2016"/>
+          </w:tcPr>
+          <w:p>
+            <w:r>
+              <w:rPr>
+                <w:sz w:val="19"/>
+              </w:rPr>
+              <w:t>0.8697</w:t>
+            </w:r>
+          </w:p>
+        </w:tc>
+        <w:tc>
+          <w:tcPr>
+            <w:tcW w:type="dxa" w:w="2304"/>
+          </w:tcPr>
+          <w:p>
+            <w:r>
+              <w:rPr>
+                <w:sz w:val="19"/>
+              </w:rPr>
+              <w:t>0.8460</w:t>
+            </w:r>
+          </w:p>
+        </w:tc>
+        <w:tc>
+          <w:tcPr>
+            <w:tcW w:type="dxa" w:w="1440"/>
+          </w:tcPr>
+          <w:p>
+            <w:r>
+              <w:rPr>
+                <w:sz w:val="19"/>
+              </w:rPr>
+              <w:t>-0.024</w:t>
+            </w:r>
+          </w:p>
+        </w:tc>
+      </w:tr>
+      <w:tr>
+        <w:tc>
+          <w:tcPr>
+            <w:tcW w:type="dxa" w:w="2592"/>
+          </w:tcPr>
+          <w:p>
+            <w:r>
+              <w:rPr>
+                <w:sz w:val="19"/>
+              </w:rPr>
+              <w:t>Logistic Regression</w:t>
+            </w:r>
+          </w:p>
+        </w:tc>
+        <w:tc>
+          <w:tcPr>
+            <w:tcW w:type="dxa" w:w="2016"/>
+          </w:tcPr>
+          <w:p>
+            <w:r>
+              <w:rPr>
+                <w:sz w:val="19"/>
+              </w:rPr>
+              <w:t>0.6260</w:t>
+            </w:r>
+          </w:p>
+        </w:tc>
+        <w:tc>
+          <w:tcPr>
+            <w:tcW w:type="dxa" w:w="2304"/>
+          </w:tcPr>
+          <w:p>
+            <w:r>
+              <w:rPr>
+                <w:sz w:val="19"/>
+              </w:rPr>
+              <w:t>0.6056</w:t>
+            </w:r>
+          </w:p>
+        </w:tc>
+        <w:tc>
+          <w:tcPr>
+            <w:tcW w:type="dxa" w:w="1440"/>
+          </w:tcPr>
+          <w:p>
+            <w:r>
+              <w:rPr>
+                <w:sz w:val="19"/>
+              </w:rPr>
+              <w:t>-0.020</w:t>
+            </w:r>
+          </w:p>
+        </w:tc>
+      </w:tr>
+    </w:tbl>
+    <w:p>
+      <w:pPr>
+        <w:spacing w:after="80"/>
+      </w:pPr>
+    </w:p>
+    <w:p>
+      <w:pPr>
+        <w:spacing w:after="120"/>
+      </w:pPr>
+      <w:r>
+        <w:rPr>
+          <w:i/>
+          <w:color w:val="52514E"/>
+          <w:sz w:val="18"/>
+        </w:rPr>
+        <w:t>Table 4. Macro F1 with and without the shortcut features.</w:t>
+      </w:r>
+    </w:p>
+    <w:p>
+      <w:pPr>
+        <w:spacing w:after="120"/>
+      </w:pPr>
+      <w:r>
+        <w:rPr>
+          <w:i w:val="0"/>
+        </w:rPr>
+        <w:t>The models lose only two to four points of macro F1, so the results are not an artefact of those features. The more useful lesson concerns importance scores themselves: the feature ranked most important can be removed at almost no cost, because the dataset holds 28 highly correlated feature pairs, eight of them identical, and the signal simply travels another route. An importance ranking on redundant features says which feature the model happened to use, not which information it needs.</w:t>
+      </w:r>
+    </w:p>
+    <w:p>
+      <w:pPr>
+        <w:pStyle w:val="Heading1"/>
+      </w:pPr>
+      <w:r>
+        <w:t>10  Deployment considerations</w:t>
       </w:r>
     </w:p>
     <w:p>
@@ -2273,7 +3000,7 @@
         <w:pStyle w:val="Heading1"/>
       </w:pPr>
       <w:r>
-        <w:t>10  Conclusion</w:t>
+        <w:t>11  Conclusion</w:t>
       </w:r>
     </w:p>
     <w:p>
@@ -2284,7 +3011,7 @@
         <w:rPr>
           <w:i w:val="0"/>
         </w:rPr>
-        <w:t>On CIC-IDS2017, tree ensembles led by Random Forest detect most attacks well, but the rarest attacks and the two look-alike web attacks remain hard, and the headline accuracy overstates performance until macro F1 and the per-class scores are read alongside it. Kernel PCA helps only the distance-based classifiers. The most useful features are partly dataset-specific shortcuts, so the natural next steps are to test on traffic from a different network and to drop those shortcut features. Removing the duplicate rows and reporting macro F1 were the two changes that most affected how the results should be read.</w:t>
+        <w:t>On CIC-IDS2017 a plain decision tree detects most attacks as well as any boosted ensemble, at a fraction of the training cost, but the rarest attacks and the two look-alike web attacks remain hard, and the headline accuracy overstates performance until macro F1 and the per-class scores are read alongside it. Kernel PCA helps only the distance-based classifiers. The most useful features are partly dataset-specific shortcuts, so the natural next steps are to test on traffic from a different network and to drop those shortcut features. Removing the duplicate rows and reporting macro F1 were the two changes that most affected how the results should be read. Testing our own assumptions mattered too: neither the duplicate rows nor the shortcut features turned out to explain the high scores, and reporting that is more useful than repeating the claim.</w:t>
       </w:r>
     </w:p>
     <w:sectPr>

--- a/results/ACN_IDS_Report.docx
+++ b/results/ACN_IDS_Report.docx
@@ -1351,7 +1351,7 @@
           <w:color w:val="52514E"/>
           <w:sz w:val="18"/>
         </w:rPr>
-        <w:t>Table 1. Every classifier on the 400,000-flow stratified sample, sorted by macro F1.</w:t>
+        <w:t>Table 1. The classifiers that run at this scale, on the 400,000-flow stratified sample, sorted by macro F1. KNN and SVM scale superlinearly and appear in Table 2 instead.</w:t>
       </w:r>
     </w:p>
     <w:p>
@@ -1508,6 +1508,1224 @@
           <w:sz w:val="18"/>
         </w:rPr>
         <w:t>Figure 6. Macro F1 at each test size; most models barely move between 20% and 60% held out.</w:t>
+      </w:r>
+    </w:p>
+    <w:p>
+      <w:pPr>
+        <w:pStyle w:val="Heading2"/>
+      </w:pPr>
+      <w:r>
+        <w:t>5.1  All sixteen classifiers, including the two that scale poorly</w:t>
+      </w:r>
+    </w:p>
+    <w:p>
+      <w:pPr>
+        <w:spacing w:after="120"/>
+      </w:pPr>
+      <w:r>
+        <w:rPr>
+          <w:i w:val="0"/>
+        </w:rPr>
+        <w:t>KNN and RBF-SVM cost time that grows faster than linearly with the number of flows, so they cannot be run at the scale of Table 1. To compare every algorithm on equal terms we repeated the 60/40 split on a 100,000-flow sample, where all sixteen fit, and added AdaBoost and linear SVM back in.</w:t>
+      </w:r>
+    </w:p>
+    <w:tbl>
+      <w:tblPr>
+        <w:tblStyle w:val="LightGrid-Accent1"/>
+        <w:tblW w:type="auto" w:w="0"/>
+        <w:jc w:val="center"/>
+        <w:tblLook w:firstColumn="1" w:firstRow="1" w:lastColumn="0" w:lastRow="0" w:noHBand="0" w:noVBand="1" w:val="04A0"/>
+      </w:tblPr>
+      <w:tblGrid>
+        <w:gridCol w:w="1930"/>
+        <w:gridCol w:w="1930"/>
+        <w:gridCol w:w="1930"/>
+        <w:gridCol w:w="1930"/>
+        <w:gridCol w:w="1930"/>
+      </w:tblGrid>
+      <w:tr>
+        <w:tc>
+          <w:tcPr>
+            <w:tcW w:type="dxa" w:w="2736"/>
+          </w:tcPr>
+          <w:p>
+            <w:r>
+              <w:rPr>
+                <w:b/>
+                <w:sz w:val="19"/>
+              </w:rPr>
+              <w:t>Model</w:t>
+            </w:r>
+          </w:p>
+        </w:tc>
+        <w:tc>
+          <w:tcPr>
+            <w:tcW w:type="dxa" w:w="1440"/>
+          </w:tcPr>
+          <w:p>
+            <w:r>
+              <w:rPr>
+                <w:b/>
+                <w:sz w:val="19"/>
+              </w:rPr>
+              <w:t>Accuracy</w:t>
+            </w:r>
+          </w:p>
+        </w:tc>
+        <w:tc>
+          <w:tcPr>
+            <w:tcW w:type="dxa" w:w="1440"/>
+          </w:tcPr>
+          <w:p>
+            <w:r>
+              <w:rPr>
+                <w:b/>
+                <w:sz w:val="19"/>
+              </w:rPr>
+              <w:t>Macro F1</w:t>
+            </w:r>
+          </w:p>
+        </w:tc>
+        <w:tc>
+          <w:tcPr>
+            <w:tcW w:type="dxa" w:w="1296"/>
+          </w:tcPr>
+          <w:p>
+            <w:r>
+              <w:rPr>
+                <w:b/>
+                <w:sz w:val="19"/>
+              </w:rPr>
+              <w:t>Fit</w:t>
+            </w:r>
+          </w:p>
+        </w:tc>
+        <w:tc>
+          <w:tcPr>
+            <w:tcW w:type="dxa" w:w="1728"/>
+          </w:tcPr>
+          <w:p>
+            <w:r>
+              <w:rPr>
+                <w:b/>
+                <w:sz w:val="19"/>
+              </w:rPr>
+              <w:t>Flows/s</w:t>
+            </w:r>
+          </w:p>
+        </w:tc>
+      </w:tr>
+      <w:tr>
+        <w:tc>
+          <w:tcPr>
+            <w:tcW w:type="dxa" w:w="2736"/>
+          </w:tcPr>
+          <w:p>
+            <w:r>
+              <w:rPr>
+                <w:sz w:val="19"/>
+              </w:rPr>
+              <w:t>XGBoost</w:t>
+            </w:r>
+          </w:p>
+        </w:tc>
+        <w:tc>
+          <w:tcPr>
+            <w:tcW w:type="dxa" w:w="1440"/>
+          </w:tcPr>
+          <w:p>
+            <w:r>
+              <w:rPr>
+                <w:sz w:val="19"/>
+              </w:rPr>
+              <w:t>0.9972</w:t>
+            </w:r>
+          </w:p>
+        </w:tc>
+        <w:tc>
+          <w:tcPr>
+            <w:tcW w:type="dxa" w:w="1440"/>
+          </w:tcPr>
+          <w:p>
+            <w:r>
+              <w:rPr>
+                <w:sz w:val="19"/>
+              </w:rPr>
+              <w:t>0.8963</w:t>
+            </w:r>
+          </w:p>
+        </w:tc>
+        <w:tc>
+          <w:tcPr>
+            <w:tcW w:type="dxa" w:w="1296"/>
+          </w:tcPr>
+          <w:p>
+            <w:r>
+              <w:rPr>
+                <w:sz w:val="19"/>
+              </w:rPr>
+              <w:t>20 s</w:t>
+            </w:r>
+          </w:p>
+        </w:tc>
+        <w:tc>
+          <w:tcPr>
+            <w:tcW w:type="dxa" w:w="1728"/>
+          </w:tcPr>
+          <w:p>
+            <w:r>
+              <w:rPr>
+                <w:sz w:val="19"/>
+              </w:rPr>
+              <w:t>89,877</w:t>
+            </w:r>
+          </w:p>
+        </w:tc>
+      </w:tr>
+      <w:tr>
+        <w:tc>
+          <w:tcPr>
+            <w:tcW w:type="dxa" w:w="2736"/>
+          </w:tcPr>
+          <w:p>
+            <w:r>
+              <w:rPr>
+                <w:sz w:val="19"/>
+              </w:rPr>
+              <w:t>CatBoost</w:t>
+            </w:r>
+          </w:p>
+        </w:tc>
+        <w:tc>
+          <w:tcPr>
+            <w:tcW w:type="dxa" w:w="1440"/>
+          </w:tcPr>
+          <w:p>
+            <w:r>
+              <w:rPr>
+                <w:sz w:val="19"/>
+              </w:rPr>
+              <w:t>0.9971</w:t>
+            </w:r>
+          </w:p>
+        </w:tc>
+        <w:tc>
+          <w:tcPr>
+            <w:tcW w:type="dxa" w:w="1440"/>
+          </w:tcPr>
+          <w:p>
+            <w:r>
+              <w:rPr>
+                <w:sz w:val="19"/>
+              </w:rPr>
+              <w:t>0.8731</w:t>
+            </w:r>
+          </w:p>
+        </w:tc>
+        <w:tc>
+          <w:tcPr>
+            <w:tcW w:type="dxa" w:w="1296"/>
+          </w:tcPr>
+          <w:p>
+            <w:r>
+              <w:rPr>
+                <w:sz w:val="19"/>
+              </w:rPr>
+              <w:t>192 s</w:t>
+            </w:r>
+          </w:p>
+        </w:tc>
+        <w:tc>
+          <w:tcPr>
+            <w:tcW w:type="dxa" w:w="1728"/>
+          </w:tcPr>
+          <w:p>
+            <w:r>
+              <w:rPr>
+                <w:sz w:val="19"/>
+              </w:rPr>
+              <w:t>269,401</w:t>
+            </w:r>
+          </w:p>
+        </w:tc>
+      </w:tr>
+      <w:tr>
+        <w:tc>
+          <w:tcPr>
+            <w:tcW w:type="dxa" w:w="2736"/>
+          </w:tcPr>
+          <w:p>
+            <w:r>
+              <w:rPr>
+                <w:sz w:val="19"/>
+              </w:rPr>
+              <w:t>Decision Tree</w:t>
+            </w:r>
+          </w:p>
+        </w:tc>
+        <w:tc>
+          <w:tcPr>
+            <w:tcW w:type="dxa" w:w="1440"/>
+          </w:tcPr>
+          <w:p>
+            <w:r>
+              <w:rPr>
+                <w:sz w:val="19"/>
+              </w:rPr>
+              <w:t>0.9959</w:t>
+            </w:r>
+          </w:p>
+        </w:tc>
+        <w:tc>
+          <w:tcPr>
+            <w:tcW w:type="dxa" w:w="1440"/>
+          </w:tcPr>
+          <w:p>
+            <w:r>
+              <w:rPr>
+                <w:sz w:val="19"/>
+              </w:rPr>
+              <w:t>0.8432</w:t>
+            </w:r>
+          </w:p>
+        </w:tc>
+        <w:tc>
+          <w:tcPr>
+            <w:tcW w:type="dxa" w:w="1296"/>
+          </w:tcPr>
+          <w:p>
+            <w:r>
+              <w:rPr>
+                <w:sz w:val="19"/>
+              </w:rPr>
+              <w:t>6 s</w:t>
+            </w:r>
+          </w:p>
+        </w:tc>
+        <w:tc>
+          <w:tcPr>
+            <w:tcW w:type="dxa" w:w="1728"/>
+          </w:tcPr>
+          <w:p>
+            <w:r>
+              <w:rPr>
+                <w:sz w:val="19"/>
+              </w:rPr>
+              <w:t>1,220,114</w:t>
+            </w:r>
+          </w:p>
+        </w:tc>
+      </w:tr>
+      <w:tr>
+        <w:tc>
+          <w:tcPr>
+            <w:tcW w:type="dxa" w:w="2736"/>
+          </w:tcPr>
+          <w:p>
+            <w:r>
+              <w:rPr>
+                <w:sz w:val="19"/>
+              </w:rPr>
+              <w:t>Random Forest</w:t>
+            </w:r>
+          </w:p>
+        </w:tc>
+        <w:tc>
+          <w:tcPr>
+            <w:tcW w:type="dxa" w:w="1440"/>
+          </w:tcPr>
+          <w:p>
+            <w:r>
+              <w:rPr>
+                <w:sz w:val="19"/>
+              </w:rPr>
+              <w:t>0.9962</w:t>
+            </w:r>
+          </w:p>
+        </w:tc>
+        <w:tc>
+          <w:tcPr>
+            <w:tcW w:type="dxa" w:w="1440"/>
+          </w:tcPr>
+          <w:p>
+            <w:r>
+              <w:rPr>
+                <w:sz w:val="19"/>
+              </w:rPr>
+              <w:t>0.8393</w:t>
+            </w:r>
+          </w:p>
+        </w:tc>
+        <w:tc>
+          <w:tcPr>
+            <w:tcW w:type="dxa" w:w="1296"/>
+          </w:tcPr>
+          <w:p>
+            <w:r>
+              <w:rPr>
+                <w:sz w:val="19"/>
+              </w:rPr>
+              <w:t>10 s</w:t>
+            </w:r>
+          </w:p>
+        </w:tc>
+        <w:tc>
+          <w:tcPr>
+            <w:tcW w:type="dxa" w:w="1728"/>
+          </w:tcPr>
+          <w:p>
+            <w:r>
+              <w:rPr>
+                <w:sz w:val="19"/>
+              </w:rPr>
+              <w:t>91,442</w:t>
+            </w:r>
+          </w:p>
+        </w:tc>
+      </w:tr>
+      <w:tr>
+        <w:tc>
+          <w:tcPr>
+            <w:tcW w:type="dxa" w:w="2736"/>
+          </w:tcPr>
+          <w:p>
+            <w:r>
+              <w:rPr>
+                <w:sz w:val="19"/>
+              </w:rPr>
+              <w:t>KNN</w:t>
+            </w:r>
+          </w:p>
+        </w:tc>
+        <w:tc>
+          <w:tcPr>
+            <w:tcW w:type="dxa" w:w="1440"/>
+          </w:tcPr>
+          <w:p>
+            <w:r>
+              <w:rPr>
+                <w:sz w:val="19"/>
+              </w:rPr>
+              <w:t>0.9836</w:t>
+            </w:r>
+          </w:p>
+        </w:tc>
+        <w:tc>
+          <w:tcPr>
+            <w:tcW w:type="dxa" w:w="1440"/>
+          </w:tcPr>
+          <w:p>
+            <w:r>
+              <w:rPr>
+                <w:sz w:val="19"/>
+              </w:rPr>
+              <w:t>0.7092</w:t>
+            </w:r>
+          </w:p>
+        </w:tc>
+        <w:tc>
+          <w:tcPr>
+            <w:tcW w:type="dxa" w:w="1296"/>
+          </w:tcPr>
+          <w:p>
+            <w:r>
+              <w:rPr>
+                <w:sz w:val="19"/>
+              </w:rPr>
+              <w:t>0 s</w:t>
+            </w:r>
+          </w:p>
+        </w:tc>
+        <w:tc>
+          <w:tcPr>
+            <w:tcW w:type="dxa" w:w="1728"/>
+          </w:tcPr>
+          <w:p>
+            <w:r>
+              <w:rPr>
+                <w:sz w:val="19"/>
+              </w:rPr>
+              <w:t>5,031</w:t>
+            </w:r>
+          </w:p>
+        </w:tc>
+      </w:tr>
+      <w:tr>
+        <w:tc>
+          <w:tcPr>
+            <w:tcW w:type="dxa" w:w="2736"/>
+          </w:tcPr>
+          <w:p>
+            <w:r>
+              <w:rPr>
+                <w:sz w:val="19"/>
+              </w:rPr>
+              <w:t>MLP (neural net)</w:t>
+            </w:r>
+          </w:p>
+        </w:tc>
+        <w:tc>
+          <w:tcPr>
+            <w:tcW w:type="dxa" w:w="1440"/>
+          </w:tcPr>
+          <w:p>
+            <w:r>
+              <w:rPr>
+                <w:sz w:val="19"/>
+              </w:rPr>
+              <w:t>0.9809</w:t>
+            </w:r>
+          </w:p>
+        </w:tc>
+        <w:tc>
+          <w:tcPr>
+            <w:tcW w:type="dxa" w:w="1440"/>
+          </w:tcPr>
+          <w:p>
+            <w:r>
+              <w:rPr>
+                <w:sz w:val="19"/>
+              </w:rPr>
+              <w:t>0.6886</w:t>
+            </w:r>
+          </w:p>
+        </w:tc>
+        <w:tc>
+          <w:tcPr>
+            <w:tcW w:type="dxa" w:w="1296"/>
+          </w:tcPr>
+          <w:p>
+            <w:r>
+              <w:rPr>
+                <w:sz w:val="19"/>
+              </w:rPr>
+              <w:t>16 s</w:t>
+            </w:r>
+          </w:p>
+        </w:tc>
+        <w:tc>
+          <w:tcPr>
+            <w:tcW w:type="dxa" w:w="1728"/>
+          </w:tcPr>
+          <w:p>
+            <w:r>
+              <w:rPr>
+                <w:sz w:val="19"/>
+              </w:rPr>
+              <w:t>583,536</w:t>
+            </w:r>
+          </w:p>
+        </w:tc>
+      </w:tr>
+      <w:tr>
+        <w:tc>
+          <w:tcPr>
+            <w:tcW w:type="dxa" w:w="2736"/>
+          </w:tcPr>
+          <w:p>
+            <w:r>
+              <w:rPr>
+                <w:sz w:val="19"/>
+              </w:rPr>
+              <w:t>Logistic Regression</w:t>
+            </w:r>
+          </w:p>
+        </w:tc>
+        <w:tc>
+          <w:tcPr>
+            <w:tcW w:type="dxa" w:w="1440"/>
+          </w:tcPr>
+          <w:p>
+            <w:r>
+              <w:rPr>
+                <w:sz w:val="19"/>
+              </w:rPr>
+              <w:t>0.9702</w:t>
+            </w:r>
+          </w:p>
+        </w:tc>
+        <w:tc>
+          <w:tcPr>
+            <w:tcW w:type="dxa" w:w="1440"/>
+          </w:tcPr>
+          <w:p>
+            <w:r>
+              <w:rPr>
+                <w:sz w:val="19"/>
+              </w:rPr>
+              <w:t>0.5854</w:t>
+            </w:r>
+          </w:p>
+        </w:tc>
+        <w:tc>
+          <w:tcPr>
+            <w:tcW w:type="dxa" w:w="1296"/>
+          </w:tcPr>
+          <w:p>
+            <w:r>
+              <w:rPr>
+                <w:sz w:val="19"/>
+              </w:rPr>
+              <w:t>6 s</w:t>
+            </w:r>
+          </w:p>
+        </w:tc>
+        <w:tc>
+          <w:tcPr>
+            <w:tcW w:type="dxa" w:w="1728"/>
+          </w:tcPr>
+          <w:p>
+            <w:r>
+              <w:rPr>
+                <w:sz w:val="19"/>
+              </w:rPr>
+              <w:t>849,770</w:t>
+            </w:r>
+          </w:p>
+        </w:tc>
+      </w:tr>
+      <w:tr>
+        <w:tc>
+          <w:tcPr>
+            <w:tcW w:type="dxa" w:w="2736"/>
+          </w:tcPr>
+          <w:p>
+            <w:r>
+              <w:rPr>
+                <w:sz w:val="19"/>
+              </w:rPr>
+              <w:t>Hist. Gradient Boosting</w:t>
+            </w:r>
+          </w:p>
+        </w:tc>
+        <w:tc>
+          <w:tcPr>
+            <w:tcW w:type="dxa" w:w="1440"/>
+          </w:tcPr>
+          <w:p>
+            <w:r>
+              <w:rPr>
+                <w:sz w:val="19"/>
+              </w:rPr>
+              <w:t>0.9766</w:t>
+            </w:r>
+          </w:p>
+        </w:tc>
+        <w:tc>
+          <w:tcPr>
+            <w:tcW w:type="dxa" w:w="1440"/>
+          </w:tcPr>
+          <w:p>
+            <w:r>
+              <w:rPr>
+                <w:sz w:val="19"/>
+              </w:rPr>
+              <w:t>0.5252</w:t>
+            </w:r>
+          </w:p>
+        </w:tc>
+        <w:tc>
+          <w:tcPr>
+            <w:tcW w:type="dxa" w:w="1296"/>
+          </w:tcPr>
+          <w:p>
+            <w:r>
+              <w:rPr>
+                <w:sz w:val="19"/>
+              </w:rPr>
+              <w:t>5 s</w:t>
+            </w:r>
+          </w:p>
+        </w:tc>
+        <w:tc>
+          <w:tcPr>
+            <w:tcW w:type="dxa" w:w="1728"/>
+          </w:tcPr>
+          <w:p>
+            <w:r>
+              <w:rPr>
+                <w:sz w:val="19"/>
+              </w:rPr>
+              <w:t>103,003</w:t>
+            </w:r>
+          </w:p>
+        </w:tc>
+      </w:tr>
+      <w:tr>
+        <w:tc>
+          <w:tcPr>
+            <w:tcW w:type="dxa" w:w="2736"/>
+          </w:tcPr>
+          <w:p>
+            <w:r>
+              <w:rPr>
+                <w:sz w:val="19"/>
+              </w:rPr>
+              <w:t>Linear SVM</w:t>
+            </w:r>
+          </w:p>
+        </w:tc>
+        <w:tc>
+          <w:tcPr>
+            <w:tcW w:type="dxa" w:w="1440"/>
+          </w:tcPr>
+          <w:p>
+            <w:r>
+              <w:rPr>
+                <w:sz w:val="19"/>
+              </w:rPr>
+              <w:t>0.9657</w:t>
+            </w:r>
+          </w:p>
+        </w:tc>
+        <w:tc>
+          <w:tcPr>
+            <w:tcW w:type="dxa" w:w="1440"/>
+          </w:tcPr>
+          <w:p>
+            <w:r>
+              <w:rPr>
+                <w:sz w:val="19"/>
+              </w:rPr>
+              <w:t>0.5239</w:t>
+            </w:r>
+          </w:p>
+        </w:tc>
+        <w:tc>
+          <w:tcPr>
+            <w:tcW w:type="dxa" w:w="1296"/>
+          </w:tcPr>
+          <w:p>
+            <w:r>
+              <w:rPr>
+                <w:sz w:val="19"/>
+              </w:rPr>
+              <w:t>309 s</w:t>
+            </w:r>
+          </w:p>
+        </w:tc>
+        <w:tc>
+          <w:tcPr>
+            <w:tcW w:type="dxa" w:w="1728"/>
+          </w:tcPr>
+          <w:p>
+            <w:r>
+              <w:rPr>
+                <w:sz w:val="19"/>
+              </w:rPr>
+              <w:t>698,100</w:t>
+            </w:r>
+          </w:p>
+        </w:tc>
+      </w:tr>
+      <w:tr>
+        <w:tc>
+          <w:tcPr>
+            <w:tcW w:type="dxa" w:w="2736"/>
+          </w:tcPr>
+          <w:p>
+            <w:r>
+              <w:rPr>
+                <w:sz w:val="19"/>
+              </w:rPr>
+              <w:t>SVM (RBF)</w:t>
+            </w:r>
+          </w:p>
+        </w:tc>
+        <w:tc>
+          <w:tcPr>
+            <w:tcW w:type="dxa" w:w="1440"/>
+          </w:tcPr>
+          <w:p>
+            <w:r>
+              <w:rPr>
+                <w:sz w:val="19"/>
+              </w:rPr>
+              <w:t>0.9634</w:t>
+            </w:r>
+          </w:p>
+        </w:tc>
+        <w:tc>
+          <w:tcPr>
+            <w:tcW w:type="dxa" w:w="1440"/>
+          </w:tcPr>
+          <w:p>
+            <w:r>
+              <w:rPr>
+                <w:sz w:val="19"/>
+              </w:rPr>
+              <w:t>0.4723</w:t>
+            </w:r>
+          </w:p>
+        </w:tc>
+        <w:tc>
+          <w:tcPr>
+            <w:tcW w:type="dxa" w:w="1296"/>
+          </w:tcPr>
+          <w:p>
+            <w:r>
+              <w:rPr>
+                <w:sz w:val="19"/>
+              </w:rPr>
+              <w:t>35 s</w:t>
+            </w:r>
+          </w:p>
+        </w:tc>
+        <w:tc>
+          <w:tcPr>
+            <w:tcW w:type="dxa" w:w="1728"/>
+          </w:tcPr>
+          <w:p>
+            <w:r>
+              <w:rPr>
+                <w:sz w:val="19"/>
+              </w:rPr>
+              <w:t>1,305</w:t>
+            </w:r>
+          </w:p>
+        </w:tc>
+      </w:tr>
+      <w:tr>
+        <w:tc>
+          <w:tcPr>
+            <w:tcW w:type="dxa" w:w="2736"/>
+          </w:tcPr>
+          <w:p>
+            <w:r>
+              <w:rPr>
+                <w:sz w:val="19"/>
+              </w:rPr>
+              <w:t>LDA</w:t>
+            </w:r>
+          </w:p>
+        </w:tc>
+        <w:tc>
+          <w:tcPr>
+            <w:tcW w:type="dxa" w:w="1440"/>
+          </w:tcPr>
+          <w:p>
+            <w:r>
+              <w:rPr>
+                <w:sz w:val="19"/>
+              </w:rPr>
+              <w:t>0.9030</w:t>
+            </w:r>
+          </w:p>
+        </w:tc>
+        <w:tc>
+          <w:tcPr>
+            <w:tcW w:type="dxa" w:w="1440"/>
+          </w:tcPr>
+          <w:p>
+            <w:r>
+              <w:rPr>
+                <w:sz w:val="19"/>
+              </w:rPr>
+              <w:t>0.4668</w:t>
+            </w:r>
+          </w:p>
+        </w:tc>
+        <w:tc>
+          <w:tcPr>
+            <w:tcW w:type="dxa" w:w="1296"/>
+          </w:tcPr>
+          <w:p>
+            <w:r>
+              <w:rPr>
+                <w:sz w:val="19"/>
+              </w:rPr>
+              <w:t>2 s</w:t>
+            </w:r>
+          </w:p>
+        </w:tc>
+        <w:tc>
+          <w:tcPr>
+            <w:tcW w:type="dxa" w:w="1728"/>
+          </w:tcPr>
+          <w:p>
+            <w:r>
+              <w:rPr>
+                <w:sz w:val="19"/>
+              </w:rPr>
+              <w:t>339,855</w:t>
+            </w:r>
+          </w:p>
+        </w:tc>
+      </w:tr>
+      <w:tr>
+        <w:tc>
+          <w:tcPr>
+            <w:tcW w:type="dxa" w:w="2736"/>
+          </w:tcPr>
+          <w:p>
+            <w:r>
+              <w:rPr>
+                <w:sz w:val="19"/>
+              </w:rPr>
+              <w:t>Naive Bayes</w:t>
+            </w:r>
+          </w:p>
+        </w:tc>
+        <w:tc>
+          <w:tcPr>
+            <w:tcW w:type="dxa" w:w="1440"/>
+          </w:tcPr>
+          <w:p>
+            <w:r>
+              <w:rPr>
+                <w:sz w:val="19"/>
+              </w:rPr>
+              <w:t>0.7042</w:t>
+            </w:r>
+          </w:p>
+        </w:tc>
+        <w:tc>
+          <w:tcPr>
+            <w:tcW w:type="dxa" w:w="1440"/>
+          </w:tcPr>
+          <w:p>
+            <w:r>
+              <w:rPr>
+                <w:sz w:val="19"/>
+              </w:rPr>
+              <w:t>0.4312</w:t>
+            </w:r>
+          </w:p>
+        </w:tc>
+        <w:tc>
+          <w:tcPr>
+            <w:tcW w:type="dxa" w:w="1296"/>
+          </w:tcPr>
+          <w:p>
+            <w:r>
+              <w:rPr>
+                <w:sz w:val="19"/>
+              </w:rPr>
+              <w:t>1 s</w:t>
+            </w:r>
+          </w:p>
+        </w:tc>
+        <w:tc>
+          <w:tcPr>
+            <w:tcW w:type="dxa" w:w="1728"/>
+          </w:tcPr>
+          <w:p>
+            <w:r>
+              <w:rPr>
+                <w:sz w:val="19"/>
+              </w:rPr>
+              <w:t>101,628</w:t>
+            </w:r>
+          </w:p>
+        </w:tc>
+      </w:tr>
+      <w:tr>
+        <w:tc>
+          <w:tcPr>
+            <w:tcW w:type="dxa" w:w="2736"/>
+          </w:tcPr>
+          <w:p>
+            <w:r>
+              <w:rPr>
+                <w:sz w:val="19"/>
+              </w:rPr>
+              <w:t>SGD</w:t>
+            </w:r>
+          </w:p>
+        </w:tc>
+        <w:tc>
+          <w:tcPr>
+            <w:tcW w:type="dxa" w:w="1440"/>
+          </w:tcPr>
+          <w:p>
+            <w:r>
+              <w:rPr>
+                <w:sz w:val="19"/>
+              </w:rPr>
+              <w:t>0.9590</w:t>
+            </w:r>
+          </w:p>
+        </w:tc>
+        <w:tc>
+          <w:tcPr>
+            <w:tcW w:type="dxa" w:w="1440"/>
+          </w:tcPr>
+          <w:p>
+            <w:r>
+              <w:rPr>
+                <w:sz w:val="19"/>
+              </w:rPr>
+              <w:t>0.3822</w:t>
+            </w:r>
+          </w:p>
+        </w:tc>
+        <w:tc>
+          <w:tcPr>
+            <w:tcW w:type="dxa" w:w="1296"/>
+          </w:tcPr>
+          <w:p>
+            <w:r>
+              <w:rPr>
+                <w:sz w:val="19"/>
+              </w:rPr>
+              <w:t>4 s</w:t>
+            </w:r>
+          </w:p>
+        </w:tc>
+        <w:tc>
+          <w:tcPr>
+            <w:tcW w:type="dxa" w:w="1728"/>
+          </w:tcPr>
+          <w:p>
+            <w:r>
+              <w:rPr>
+                <w:sz w:val="19"/>
+              </w:rPr>
+              <w:t>360,094</w:t>
+            </w:r>
+          </w:p>
+        </w:tc>
+      </w:tr>
+      <w:tr>
+        <w:tc>
+          <w:tcPr>
+            <w:tcW w:type="dxa" w:w="2736"/>
+          </w:tcPr>
+          <w:p>
+            <w:r>
+              <w:rPr>
+                <w:sz w:val="19"/>
+              </w:rPr>
+              <w:t>QDA</w:t>
+            </w:r>
+          </w:p>
+        </w:tc>
+        <w:tc>
+          <w:tcPr>
+            <w:tcW w:type="dxa" w:w="1440"/>
+          </w:tcPr>
+          <w:p>
+            <w:r>
+              <w:rPr>
+                <w:sz w:val="19"/>
+              </w:rPr>
+              <w:t>0.5834</w:t>
+            </w:r>
+          </w:p>
+        </w:tc>
+        <w:tc>
+          <w:tcPr>
+            <w:tcW w:type="dxa" w:w="1440"/>
+          </w:tcPr>
+          <w:p>
+            <w:r>
+              <w:rPr>
+                <w:sz w:val="19"/>
+              </w:rPr>
+              <w:t>0.3314</w:t>
+            </w:r>
+          </w:p>
+        </w:tc>
+        <w:tc>
+          <w:tcPr>
+            <w:tcW w:type="dxa" w:w="1296"/>
+          </w:tcPr>
+          <w:p>
+            <w:r>
+              <w:rPr>
+                <w:sz w:val="19"/>
+              </w:rPr>
+              <w:t>1 s</w:t>
+            </w:r>
+          </w:p>
+        </w:tc>
+        <w:tc>
+          <w:tcPr>
+            <w:tcW w:type="dxa" w:w="1728"/>
+          </w:tcPr>
+          <w:p>
+            <w:r>
+              <w:rPr>
+                <w:sz w:val="19"/>
+              </w:rPr>
+              <w:t>35,693</w:t>
+            </w:r>
+          </w:p>
+        </w:tc>
+      </w:tr>
+      <w:tr>
+        <w:tc>
+          <w:tcPr>
+            <w:tcW w:type="dxa" w:w="2736"/>
+          </w:tcPr>
+          <w:p>
+            <w:r>
+              <w:rPr>
+                <w:sz w:val="19"/>
+              </w:rPr>
+              <w:t>LightGBM</w:t>
+            </w:r>
+          </w:p>
+        </w:tc>
+        <w:tc>
+          <w:tcPr>
+            <w:tcW w:type="dxa" w:w="1440"/>
+          </w:tcPr>
+          <w:p>
+            <w:r>
+              <w:rPr>
+                <w:sz w:val="19"/>
+              </w:rPr>
+              <w:t>0.8330</w:t>
+            </w:r>
+          </w:p>
+        </w:tc>
+        <w:tc>
+          <w:tcPr>
+            <w:tcW w:type="dxa" w:w="1440"/>
+          </w:tcPr>
+          <w:p>
+            <w:r>
+              <w:rPr>
+                <w:sz w:val="19"/>
+              </w:rPr>
+              <w:t>0.1448</w:t>
+            </w:r>
+          </w:p>
+        </w:tc>
+        <w:tc>
+          <w:tcPr>
+            <w:tcW w:type="dxa" w:w="1296"/>
+          </w:tcPr>
+          <w:p>
+            <w:r>
+              <w:rPr>
+                <w:sz w:val="19"/>
+              </w:rPr>
+              <w:t>10 s</w:t>
+            </w:r>
+          </w:p>
+        </w:tc>
+        <w:tc>
+          <w:tcPr>
+            <w:tcW w:type="dxa" w:w="1728"/>
+          </w:tcPr>
+          <w:p>
+            <w:r>
+              <w:rPr>
+                <w:sz w:val="19"/>
+              </w:rPr>
+              <w:t>40,893</w:t>
+            </w:r>
+          </w:p>
+        </w:tc>
+      </w:tr>
+      <w:tr>
+        <w:tc>
+          <w:tcPr>
+            <w:tcW w:type="dxa" w:w="2736"/>
+          </w:tcPr>
+          <w:p>
+            <w:r>
+              <w:rPr>
+                <w:sz w:val="19"/>
+              </w:rPr>
+              <w:t>AdaBoost</w:t>
+            </w:r>
+          </w:p>
+        </w:tc>
+        <w:tc>
+          <w:tcPr>
+            <w:tcW w:type="dxa" w:w="1440"/>
+          </w:tcPr>
+          <w:p>
+            <w:r>
+              <w:rPr>
+                <w:sz w:val="19"/>
+              </w:rPr>
+              <w:t>0.8895</w:t>
+            </w:r>
+          </w:p>
+        </w:tc>
+        <w:tc>
+          <w:tcPr>
+            <w:tcW w:type="dxa" w:w="1440"/>
+          </w:tcPr>
+          <w:p>
+            <w:r>
+              <w:rPr>
+                <w:sz w:val="19"/>
+              </w:rPr>
+              <w:t>0.1157</w:t>
+            </w:r>
+          </w:p>
+        </w:tc>
+        <w:tc>
+          <w:tcPr>
+            <w:tcW w:type="dxa" w:w="1296"/>
+          </w:tcPr>
+          <w:p>
+            <w:r>
+              <w:rPr>
+                <w:sz w:val="19"/>
+              </w:rPr>
+              <w:t>41 s</w:t>
+            </w:r>
+          </w:p>
+        </w:tc>
+        <w:tc>
+          <w:tcPr>
+            <w:tcW w:type="dxa" w:w="1728"/>
+          </w:tcPr>
+          <w:p>
+            <w:r>
+              <w:rPr>
+                <w:sz w:val="19"/>
+              </w:rPr>
+              <w:t>28,644</w:t>
+            </w:r>
+          </w:p>
+        </w:tc>
+      </w:tr>
+    </w:tbl>
+    <w:p>
+      <w:pPr>
+        <w:spacing w:after="80"/>
+      </w:pPr>
+    </w:p>
+    <w:p>
+      <w:pPr>
+        <w:spacing w:after="120"/>
+      </w:pPr>
+      <w:r>
+        <w:rPr>
+          <w:i/>
+          <w:color w:val="52514E"/>
+          <w:sz w:val="18"/>
+        </w:rPr>
+        <w:t>Table 2. All sixteen classifiers on a 100,000-flow sample, 60/40 split.</w:t>
+      </w:r>
+    </w:p>
+    <w:p>
+      <w:pPr>
+        <w:spacing w:after="120"/>
+      </w:pPr>
+      <w:r>
+        <w:rPr>
+          <w:i w:val="0"/>
+        </w:rPr>
+        <w:t>Two things stand out. KNN is competitive on accuracy, reaching macro F1 0.709, better than several models that train far faster. But KNN and SVM are by a wide margin the slowest to classify: 5,031 and 1,305 flows per second against the decision tree's 1.2 million. For an IDS that has to keep pace with a live link that difference decides the matter, whatever the accuracy. KNN has no real training step at all and pays the entire cost at prediction time, which is the worst shape for this application.</w:t>
+      </w:r>
+    </w:p>
+    <w:p>
+      <w:pPr>
+        <w:spacing w:after="120"/>
+      </w:pPr>
+      <w:r>
+        <w:rPr>
+          <w:i w:val="0"/>
+        </w:rPr>
+        <w:t>The ordering among the leaders also shifts with sample size: XGBoost is first here while the decision tree leads in Table 1. The top few models are within a few points of each other, so the exact ranking should not be read as settled.</w:t>
       </w:r>
     </w:p>
     <w:p>
